--- a/report/report.docx
+++ b/report/report.docx
@@ -3361,15 +3361,15 @@
       <w:r>
         <w:t xml:space="preserve">: High-frequency trading requires tight execution to maintain profitability</w:t>
       </w:r>
-    </w:p>
-    <w:p>
-      <w:pPr>
-        <w:pStyle w:val="Compact"/>
-        <w:numPr>
-          <w:ilvl w:val="0"/>
-          <w:numId w:val="1014"/>
-        </w:numPr>
-      </w:pPr>
+      <w:r>
+        <w:t xml:space="preserve"> </w:t>
+      </w:r>
+      <w:r>
+        <w:t xml:space="preserve">3</w:t>
+      </w:r>
+      <w:r>
+        <w:t xml:space="preserve"> </w:t>
+      </w:r>
       <w:r>
         <w:rPr>
           <w:b/>

--- a/report/report.docx
+++ b/report/report.docx
@@ -15,7 +15,7 @@
         <w:pStyle w:val="Subtitle"/>
       </w:pPr>
       <w:r>
-        <w:t xml:space="preserve">Mean-Reversion Strategy with Volatility-Based Position Sizing</w:t>
+        <w:t xml:space="preserve">Z-Trend Strategy</w:t>
       </w:r>
     </w:p>
     <w:p>
@@ -23,7 +23,7 @@
         <w:pStyle w:val="Author"/>
       </w:pPr>
       <w:r>
-        <w:t xml:space="preserve">Krzysztof Nalazek, Shah</w:t>
+        <w:t xml:space="preserve">Shah, Krzysztof Nalazek</w:t>
       </w:r>
     </w:p>
     <w:p>
@@ -74,7 +74,7 @@
         <w:pStyle w:val="FirstParagraph"/>
       </w:pPr>
       <w:r>
-        <w:t xml:space="preserve">This report presents a mean-reversion trading strategy developed for two groups of assets:</w:t>
+        <w:t xml:space="preserve">This report presents a trend-following intraday trading strategy developed for two groups of assets:</w:t>
       </w:r>
       <w:r>
         <w:t xml:space="preserve"> </w:t>
@@ -106,7 +106,7 @@
         <w:t xml:space="preserve"> </w:t>
       </w:r>
       <w:r>
-        <w:t xml:space="preserve">(AUD, CAD, Silver, and Gold forex/commodity instruments). The strategy employs a z-score-based entry mechanism combined with volatility-based position sizing to capture short-term price reversions while managing risk dynamically.</w:t>
+        <w:t xml:space="preserve">(AUD, CAD, Silver, and Gold forex/commodity instruments). The strategy employs a z-score-based entry mechanism combined with moving-average trend and momentum filters, using fixed position sizing to capture short-term directional moves while managing risk through stop-loss, trend-filter exits, and cooldown rules.</w:t>
       </w:r>
     </w:p>
     <w:p>
@@ -118,7 +118,7 @@
       </w:r>
     </w:p>
     <w:bookmarkEnd w:id="20"/>
-    <w:bookmarkStart w:id="33" w:name="strategy-description"/>
+    <w:bookmarkStart w:id="31" w:name="strategy-description"/>
     <w:p>
       <w:pPr>
         <w:pStyle w:val="Heading1"/>
@@ -151,13 +151,13 @@
           <w:b/>
           <w:bCs/>
         </w:rPr>
-        <w:t xml:space="preserve">mean-reversion intraday trading system</w:t>
+        <w:t xml:space="preserve">trend-following intraday trading system</w:t>
       </w:r>
       <w:r>
         <w:t xml:space="preserve"> </w:t>
       </w:r>
       <w:r>
-        <w:t xml:space="preserve">that exploits temporary price deviations from equilibrium. The core hypothesis is that prices tend to revert to their short-term moving average after experiencing statistically significant deviations, particularly in liquid, high-frequency markets.</w:t>
+        <w:t xml:space="preserve">that exploits short-term directional persistence in price. The core hypothesis is that prices tend to continue moving in the direction of the prevailing short-term trend, particularly in liquid, high-frequency markets.</w:t>
       </w:r>
     </w:p>
     <w:bookmarkStart w:id="21" w:name="key-elements"/>
@@ -185,7 +185,7 @@
         <w:t xml:space="preserve">Dual Moving Average System</w:t>
       </w:r>
       <w:r>
-        <w:t xml:space="preserve">: A fast Simple Moving Average (SMA) and a slower SMA (defined as a multiple of the fast SMA)</w:t>
+        <w:t xml:space="preserve">: A fast Simple Moving Average (SMA) and a slower SMA (defined as a multiple of the fast SMA) used to define the prevailing trend</w:t>
       </w:r>
     </w:p>
     <w:p>
@@ -204,7 +204,7 @@
         <w:t xml:space="preserve">Z-Score Entry Mechanism</w:t>
       </w:r>
       <w:r>
-        <w:t xml:space="preserve">: Statistical distance measurement for identifying extreme price deviations</w:t>
+        <w:t xml:space="preserve">: Standardized price deviation used as a threshold for timing entries in the direction of the trend</w:t>
       </w:r>
     </w:p>
     <w:p>
@@ -220,10 +220,10 @@
           <w:b/>
           <w:bCs/>
         </w:rPr>
-        <w:t xml:space="preserve">Volatility-Based Position Sizing</w:t>
-      </w:r>
-      <w:r>
-        <w:t xml:space="preserve">: Dynamic position adjustment based on realized volatility</w:t>
+        <w:t xml:space="preserve">Momentum Filter</w:t>
+      </w:r>
+      <w:r>
+        <w:t xml:space="preserve">: Confirms directional strength before entry rather than suppressing trades in trending conditions</w:t>
       </w:r>
     </w:p>
     <w:p>
@@ -239,29 +239,10 @@
           <w:b/>
           <w:bCs/>
         </w:rPr>
-        <w:t xml:space="preserve">Momentum Filter</w:t>
-      </w:r>
-      <w:r>
-        <w:t xml:space="preserve">: Prevents entries during strong trending conditions</w:t>
-      </w:r>
-    </w:p>
-    <w:p>
-      <w:pPr>
-        <w:pStyle w:val="Compact"/>
-        <w:numPr>
-          <w:ilvl w:val="0"/>
-          <w:numId w:val="1001"/>
-        </w:numPr>
-      </w:pPr>
-      <w:r>
-        <w:rPr>
-          <w:b/>
-          <w:bCs/>
-        </w:rPr>
         <w:t xml:space="preserve">Multi-Level Exit System</w:t>
       </w:r>
       <w:r>
-        <w:t xml:space="preserve">: Stop-loss, profit target, and mean-reversion exit conditions</w:t>
+        <w:t xml:space="preserve">: Z-score-based stop-loss and profit-target exits combined with trend-filter exits and cooldown rules</w:t>
       </w:r>
     </w:p>
     <w:bookmarkEnd w:id="21"/>
@@ -293,7 +274,7 @@
         </w:numPr>
       </w:pPr>
       <w:r>
-        <w:t xml:space="preserve">Price z-score falls below</w:t>
+        <w:t xml:space="preserve">Price z-score rises above</w:t>
       </w:r>
       <w:r>
         <w:t xml:space="preserve"> </w:t>
@@ -303,13 +284,26 @@
           <w:b/>
           <w:bCs/>
         </w:rPr>
-        <w:t xml:space="preserve">-z_entry</w:t>
+        <w:t xml:space="preserve">+z_entry</w:t>
       </w:r>
       <w:r>
         <w:t xml:space="preserve"> </w:t>
       </w:r>
       <w:r>
-        <w:t xml:space="preserve">threshold (oversold condition)</w:t>
+        <w:t xml:space="preserve">threshold (positive deviation within bounds up to</w:t>
+      </w:r>
+      <w:r>
+        <w:t xml:space="preserve"> </w:t>
+      </w:r>
+      <w:r>
+        <w:rPr>
+          <w:b/>
+          <w:bCs/>
+        </w:rPr>
+        <w:t xml:space="preserve">z_stop</w:t>
+      </w:r>
+      <w:r>
+        <w:t xml:space="preserve">)</w:t>
       </w:r>
     </w:p>
     <w:p>
@@ -321,7 +315,7 @@
         </w:numPr>
       </w:pPr>
       <w:r>
-        <w:t xml:space="preserve">Current slope is negative (downward movement)</w:t>
+        <w:t xml:space="preserve">Slow-trend filter indicates uptrend (fast SMA &gt; slow SMA and slow SMA slope is positive)</w:t>
       </w:r>
     </w:p>
     <w:p>
@@ -333,7 +327,7 @@
         </w:numPr>
       </w:pPr>
       <w:r>
-        <w:t xml:space="preserve">Price is below the fast SMA</w:t>
+        <w:t xml:space="preserve">Price change confirms upward movement (up_confirm)</w:t>
       </w:r>
     </w:p>
     <w:p>
@@ -345,7 +339,20 @@
         </w:numPr>
       </w:pPr>
       <w:r>
-        <w:t xml:space="preserve">Momentum filter allows entry (|momentum| &lt; z_mom threshold)</w:t>
+        <w:t xml:space="preserve">Momentum filter confirms strengthening z-score (z increases by at least</w:t>
+      </w:r>
+      <w:r>
+        <w:t xml:space="preserve"> </w:t>
+      </w:r>
+      <w:r>
+        <w:rPr>
+          <w:b/>
+          <w:bCs/>
+        </w:rPr>
+        <w:t xml:space="preserve">z_mom</w:t>
+      </w:r>
+      <w:r>
+        <w:t xml:space="preserve">)</w:t>
       </w:r>
     </w:p>
     <w:p>
@@ -379,7 +386,7 @@
         </w:numPr>
       </w:pPr>
       <w:r>
-        <w:t xml:space="preserve">Price z-score rises above</w:t>
+        <w:t xml:space="preserve">Price z-score falls below</w:t>
       </w:r>
       <w:r>
         <w:t xml:space="preserve"> </w:t>
@@ -389,16 +396,26 @@
           <w:b/>
           <w:bCs/>
         </w:rPr>
-        <w:t xml:space="preserve">+z_entry</w:t>
+        <w:t xml:space="preserve">-z_entry</w:t>
       </w:r>
       <w:r>
         <w:t xml:space="preserve"> </w:t>
       </w:r>
       <w:r>
-        <w:t xml:space="preserve">threshold (overbought condition)</w:t>
-      </w:r>
-      <w:r>
-        <w:br/>
+        <w:t xml:space="preserve">threshold (negative deviation within bounds down to</w:t>
+      </w:r>
+      <w:r>
+        <w:t xml:space="preserve"> </w:t>
+      </w:r>
+      <w:r>
+        <w:rPr>
+          <w:b/>
+          <w:bCs/>
+        </w:rPr>
+        <w:t xml:space="preserve">-z_stop</w:t>
+      </w:r>
+      <w:r>
+        <w:t xml:space="preserve">)</w:t>
       </w:r>
     </w:p>
     <w:p>
@@ -410,7 +427,7 @@
         </w:numPr>
       </w:pPr>
       <w:r>
-        <w:t xml:space="preserve">Current slope is positive (upward movement)</w:t>
+        <w:t xml:space="preserve">Slow-trend filter indicates downtrend (fast SMA &lt; slow SMA and slow SMA slope is negative)</w:t>
       </w:r>
     </w:p>
     <w:p>
@@ -422,7 +439,7 @@
         </w:numPr>
       </w:pPr>
       <w:r>
-        <w:t xml:space="preserve">Price is above the fast SMA</w:t>
+        <w:t xml:space="preserve">Price change confirms downward movement (dn_confirm)</w:t>
       </w:r>
     </w:p>
     <w:p>
@@ -434,7 +451,20 @@
         </w:numPr>
       </w:pPr>
       <w:r>
-        <w:t xml:space="preserve">Momentum filter allows entry</w:t>
+        <w:t xml:space="preserve">Momentum filter confirms weakening z-score (z decreases by at least</w:t>
+      </w:r>
+      <w:r>
+        <w:t xml:space="preserve"> </w:t>
+      </w:r>
+      <w:r>
+        <w:rPr>
+          <w:b/>
+          <w:bCs/>
+        </w:rPr>
+        <w:t xml:space="preserve">z_mom</w:t>
+      </w:r>
+      <w:r>
+        <w:t xml:space="preserve">)</w:t>
       </w:r>
     </w:p>
     <w:p>
@@ -604,532 +634,359 @@
     </w:p>
     <w:bookmarkEnd w:id="24"/>
     <w:bookmarkEnd w:id="25"/>
-    <w:bookmarkStart w:id="26" w:name="position-sizing"/>
+    <w:bookmarkStart w:id="30" w:name="exit-rules"/>
     <w:p>
       <w:pPr>
         <w:pStyle w:val="Heading2"/>
       </w:pPr>
       <w:r>
-        <w:t xml:space="preserve">2.3 Position Sizing</w:t>
-      </w:r>
-    </w:p>
-    <w:p>
-      <w:pPr>
-        <w:pStyle w:val="FirstParagraph"/>
-      </w:pPr>
-      <w:r>
-        <w:t xml:space="preserve">Position size is determined using a volatility-based approach:</w:t>
-      </w:r>
-    </w:p>
-    <w:p>
-      <w:pPr>
-        <w:pStyle w:val="BodyText"/>
-      </w:pPr>
-      <m:oMathPara>
-        <m:oMathParaPr>
-          <m:jc m:val="center"/>
-        </m:oMathParaPr>
-        <m:oMath>
-          <m:r>
-            <m:t>P</m:t>
-          </m:r>
-          <m:r>
-            <m:t>o</m:t>
-          </m:r>
-          <m:r>
-            <m:t>s</m:t>
-          </m:r>
-          <m:r>
-            <m:t>i</m:t>
-          </m:r>
-          <m:r>
-            <m:t>t</m:t>
-          </m:r>
-          <m:r>
-            <m:t>i</m:t>
-          </m:r>
-          <m:r>
-            <m:t>o</m:t>
-          </m:r>
-          <m:r>
-            <m:t>n</m:t>
-          </m:r>
-          <m:r>
-            <m:t> </m:t>
-          </m:r>
-          <m:r>
-            <m:t>S</m:t>
-          </m:r>
-          <m:r>
-            <m:t>i</m:t>
-          </m:r>
-          <m:r>
-            <m:t>z</m:t>
-          </m:r>
-          <m:r>
-            <m:t>e</m:t>
-          </m:r>
-          <m:r>
-            <m:rPr>
-              <m:sty m:val="p"/>
-            </m:rPr>
-            <m:t>=</m:t>
-          </m:r>
-          <m:f>
-            <m:fPr>
-              <m:type m:val="bar"/>
-            </m:fPr>
-            <m:num>
-              <m:r>
-                <m:t>B</m:t>
-              </m:r>
-              <m:r>
-                <m:t>a</m:t>
-              </m:r>
-              <m:r>
-                <m:t>s</m:t>
-              </m:r>
-              <m:r>
-                <m:t>e</m:t>
-              </m:r>
-              <m:r>
-                <m:t> </m:t>
-              </m:r>
-              <m:r>
-                <m:t>C</m:t>
-              </m:r>
-              <m:r>
-                <m:t>a</m:t>
-              </m:r>
-              <m:r>
-                <m:t>p</m:t>
-              </m:r>
-              <m:r>
-                <m:t>i</m:t>
-              </m:r>
-              <m:r>
-                <m:t>t</m:t>
-              </m:r>
-              <m:r>
-                <m:t>a</m:t>
-              </m:r>
-              <m:r>
-                <m:t>l</m:t>
-              </m:r>
-            </m:num>
-            <m:den>
-              <m:sSub>
-                <m:e>
-                  <m:r>
-                    <m:t>σ</m:t>
-                  </m:r>
-                </m:e>
-                <m:sub>
-                  <m:r>
-                    <m:t>p</m:t>
-                  </m:r>
-                  <m:r>
-                    <m:t>r</m:t>
-                  </m:r>
-                  <m:r>
-                    <m:t>i</m:t>
-                  </m:r>
-                  <m:r>
-                    <m:t>c</m:t>
-                  </m:r>
-                  <m:r>
-                    <m:t>e</m:t>
-                  </m:r>
-                </m:sub>
-              </m:sSub>
-              <m:r>
-                <m:rPr>
-                  <m:sty m:val="p"/>
-                </m:rPr>
-                <m:t>×</m:t>
-              </m:r>
-              <m:r>
-                <m:t>C</m:t>
-              </m:r>
-              <m:r>
-                <m:t>o</m:t>
-              </m:r>
-              <m:r>
-                <m:t>n</m:t>
-              </m:r>
-              <m:r>
-                <m:t>t</m:t>
-              </m:r>
-              <m:r>
-                <m:t>r</m:t>
-              </m:r>
-              <m:r>
-                <m:t>a</m:t>
-              </m:r>
-              <m:r>
-                <m:t>c</m:t>
-              </m:r>
-              <m:r>
-                <m:t>t</m:t>
-              </m:r>
-              <m:r>
-                <m:t> </m:t>
-              </m:r>
-              <m:r>
-                <m:t>M</m:t>
-              </m:r>
-              <m:r>
-                <m:t>u</m:t>
-              </m:r>
-              <m:r>
-                <m:t>l</m:t>
-              </m:r>
-              <m:r>
-                <m:t>t</m:t>
-              </m:r>
-              <m:r>
-                <m:t>i</m:t>
-              </m:r>
-              <m:r>
-                <m:t>p</m:t>
-              </m:r>
-              <m:r>
-                <m:t>l</m:t>
-              </m:r>
-              <m:r>
-                <m:t>i</m:t>
-              </m:r>
-              <m:r>
-                <m:t>e</m:t>
-              </m:r>
-              <m:r>
-                <m:t>r</m:t>
-              </m:r>
-            </m:den>
-          </m:f>
-        </m:oMath>
-      </m:oMathPara>
-    </w:p>
-    <w:p>
-      <w:pPr>
-        <w:pStyle w:val="FirstParagraph"/>
-      </w:pPr>
-      <w:r>
-        <w:t xml:space="preserve">This ensures:</w:t>
+        <w:t xml:space="preserve">2.3 Exit Rules</w:t>
+      </w:r>
+    </w:p>
+    <w:bookmarkStart w:id="26" w:name="stop-loss-reversal-exit"/>
+    <w:p>
+      <w:pPr>
+        <w:pStyle w:val="Heading3"/>
+      </w:pPr>
+      <w:r>
+        <w:t xml:space="preserve">2.3.1 Stop-Loss / Reversal Exit:</w:t>
+      </w:r>
+    </w:p>
+    <w:p>
+      <w:pPr>
+        <w:pStyle w:val="Compact"/>
+        <w:numPr>
+          <w:ilvl w:val="0"/>
+          <w:numId w:val="1004"/>
+        </w:numPr>
+      </w:pPr>
+      <w:r>
+        <w:t xml:space="preserve">Long: z-score &lt;=</w:t>
       </w:r>
       <w:r>
         <w:t xml:space="preserve"> </w:t>
       </w:r>
       <w:r>
-        <w:t xml:space="preserve">- Larger positions during low volatility (stable) conditions</w:t>
+        <w:rPr>
+          <w:b/>
+          <w:bCs/>
+        </w:rPr>
+        <w:t xml:space="preserve">-z_sl</w:t>
       </w:r>
       <w:r>
         <w:t xml:space="preserve"> </w:t>
       </w:r>
       <w:r>
-        <w:t xml:space="preserve">- Smaller positions during high volatility (risky) conditions</w:t>
+        <w:t xml:space="preserve">(adverse move) or trend turns down with z-score &lt; 0</w:t>
+      </w:r>
+    </w:p>
+    <w:p>
+      <w:pPr>
+        <w:pStyle w:val="Compact"/>
+        <w:numPr>
+          <w:ilvl w:val="0"/>
+          <w:numId w:val="1004"/>
+        </w:numPr>
+      </w:pPr>
+      <w:r>
+        <w:t xml:space="preserve">Short: z-score &gt;=</w:t>
       </w:r>
       <w:r>
         <w:t xml:space="preserve"> </w:t>
       </w:r>
       <w:r>
-        <w:t xml:space="preserve">- Consistent risk exposure across different market regimes</w:t>
+        <w:rPr>
+          <w:b/>
+          <w:bCs/>
+        </w:rPr>
+        <w:t xml:space="preserve">+z_sl</w:t>
+      </w:r>
+      <w:r>
+        <w:t xml:space="preserve"> </w:t>
+      </w:r>
+      <w:r>
+        <w:t xml:space="preserve">(adverse move) or trend turns up with z-score &gt; 0</w:t>
       </w:r>
     </w:p>
     <w:bookmarkEnd w:id="26"/>
-    <w:bookmarkStart w:id="31" w:name="exit-rules"/>
-    <w:p>
-      <w:pPr>
-        <w:pStyle w:val="Heading2"/>
-      </w:pPr>
-      <w:r>
-        <w:t xml:space="preserve">2.4 Exit Rules</w:t>
-      </w:r>
-    </w:p>
-    <w:bookmarkStart w:id="27" w:name="stop-loss-exit"/>
+    <w:bookmarkStart w:id="27" w:name="profit-target-extreme-exit"/>
     <w:p>
       <w:pPr>
         <w:pStyle w:val="Heading3"/>
       </w:pPr>
       <w:r>
-        <w:t xml:space="preserve">2.4.1 Stop-Loss Exit:</w:t>
-      </w:r>
-    </w:p>
-    <w:p>
-      <w:pPr>
-        <w:pStyle w:val="Compact"/>
-        <w:numPr>
-          <w:ilvl w:val="0"/>
-          <w:numId w:val="1004"/>
-        </w:numPr>
-      </w:pPr>
-      <w:r>
-        <w:t xml:space="preserve">Long: z-score &lt; -z_sl (extended oversold)</w:t>
-      </w:r>
-    </w:p>
-    <w:p>
-      <w:pPr>
-        <w:pStyle w:val="Compact"/>
-        <w:numPr>
-          <w:ilvl w:val="0"/>
-          <w:numId w:val="1004"/>
-        </w:numPr>
-      </w:pPr>
-      <w:r>
-        <w:t xml:space="preserve">Short: z-score &gt; +z_sl (extended overbought)</w:t>
+        <w:t xml:space="preserve">2.3.2 Profit Target / Extreme Exit:</w:t>
+      </w:r>
+    </w:p>
+    <w:p>
+      <w:pPr>
+        <w:pStyle w:val="Compact"/>
+        <w:numPr>
+          <w:ilvl w:val="0"/>
+          <w:numId w:val="1005"/>
+        </w:numPr>
+      </w:pPr>
+      <w:r>
+        <w:t xml:space="preserve">Long: z-score &gt;=</w:t>
+      </w:r>
+      <w:r>
+        <w:t xml:space="preserve"> </w:t>
+      </w:r>
+      <w:r>
+        <w:rPr>
+          <w:b/>
+          <w:bCs/>
+        </w:rPr>
+        <w:t xml:space="preserve">+z_stop</w:t>
+      </w:r>
+      <w:r>
+        <w:t xml:space="preserve"> </w:t>
+      </w:r>
+      <w:r>
+        <w:t xml:space="preserve">(extreme deviation)</w:t>
+      </w:r>
+    </w:p>
+    <w:p>
+      <w:pPr>
+        <w:pStyle w:val="Compact"/>
+        <w:numPr>
+          <w:ilvl w:val="0"/>
+          <w:numId w:val="1005"/>
+        </w:numPr>
+      </w:pPr>
+      <w:r>
+        <w:t xml:space="preserve">Short: z-score &lt;=</w:t>
+      </w:r>
+      <w:r>
+        <w:t xml:space="preserve"> </w:t>
+      </w:r>
+      <w:r>
+        <w:rPr>
+          <w:b/>
+          <w:bCs/>
+        </w:rPr>
+        <w:t xml:space="preserve">-z_stop</w:t>
+      </w:r>
+      <w:r>
+        <w:t xml:space="preserve"> </w:t>
+      </w:r>
+      <w:r>
+        <w:t xml:space="preserve">(extreme deviation)</w:t>
       </w:r>
     </w:p>
     <w:bookmarkEnd w:id="27"/>
-    <w:bookmarkStart w:id="28" w:name="profit-target"/>
+    <w:bookmarkStart w:id="28" w:name="trend-filter-exit"/>
     <w:p>
       <w:pPr>
         <w:pStyle w:val="Heading3"/>
       </w:pPr>
       <w:r>
-        <w:t xml:space="preserve">2.4.2 Profit Target:</w:t>
-      </w:r>
-    </w:p>
-    <w:p>
-      <w:pPr>
-        <w:pStyle w:val="Compact"/>
-        <w:numPr>
-          <w:ilvl w:val="0"/>
-          <w:numId w:val="1005"/>
-        </w:numPr>
-      </w:pPr>
-      <w:r>
-        <w:t xml:space="preserve">Long: z-score &gt; +z_stop (overbought reversal)</w:t>
-      </w:r>
-    </w:p>
-    <w:p>
-      <w:pPr>
-        <w:pStyle w:val="Compact"/>
-        <w:numPr>
-          <w:ilvl w:val="0"/>
-          <w:numId w:val="1005"/>
-        </w:numPr>
-      </w:pPr>
-      <w:r>
-        <w:t xml:space="preserve">Short: z-score &lt; -z_stop (oversold reversal)</w:t>
+        <w:t xml:space="preserve">2.3.3 Trend-Filter Exit:</w:t>
+      </w:r>
+    </w:p>
+    <w:p>
+      <w:pPr>
+        <w:pStyle w:val="Compact"/>
+        <w:numPr>
+          <w:ilvl w:val="0"/>
+          <w:numId w:val="1006"/>
+        </w:numPr>
+      </w:pPr>
+      <w:r>
+        <w:t xml:space="preserve">Long: exit if downtrend condition is detected (trend_dn) with z-score &lt; 0</w:t>
+      </w:r>
+    </w:p>
+    <w:p>
+      <w:pPr>
+        <w:pStyle w:val="Compact"/>
+        <w:numPr>
+          <w:ilvl w:val="0"/>
+          <w:numId w:val="1006"/>
+        </w:numPr>
+      </w:pPr>
+      <w:r>
+        <w:t xml:space="preserve">Short: exit if uptrend condition is detected (trend_up) with z-score &gt; 0</w:t>
       </w:r>
     </w:p>
     <w:bookmarkEnd w:id="28"/>
-    <w:bookmarkStart w:id="29" w:name="mean-reversion-exit"/>
+    <w:bookmarkStart w:id="29" w:name="time-based-exit"/>
     <w:p>
       <w:pPr>
         <w:pStyle w:val="Heading3"/>
       </w:pPr>
       <w:r>
-        <w:t xml:space="preserve">2.4.3 Mean-Reversion Exit:</w:t>
-      </w:r>
-    </w:p>
-    <w:p>
-      <w:pPr>
-        <w:pStyle w:val="Compact"/>
-        <w:numPr>
-          <w:ilvl w:val="0"/>
-          <w:numId w:val="1006"/>
-        </w:numPr>
-      </w:pPr>
-      <w:r>
-        <w:t xml:space="preserve">Long: Price crosses above fast SMA</w:t>
-      </w:r>
-    </w:p>
-    <w:p>
-      <w:pPr>
-        <w:pStyle w:val="Compact"/>
-        <w:numPr>
-          <w:ilvl w:val="0"/>
-          <w:numId w:val="1006"/>
-        </w:numPr>
-      </w:pPr>
-      <w:r>
-        <w:t xml:space="preserve">Short: Price crosses below fast SMA</w:t>
+        <w:t xml:space="preserve">2.3.4 Time-Based Exit:</w:t>
+      </w:r>
+    </w:p>
+    <w:p>
+      <w:pPr>
+        <w:pStyle w:val="Compact"/>
+        <w:numPr>
+          <w:ilvl w:val="0"/>
+          <w:numId w:val="1007"/>
+        </w:numPr>
+      </w:pPr>
+      <w:r>
+        <w:t xml:space="preserve">All positions flattened at 15:40 (no overnight exposure for Group 1)</w:t>
+      </w:r>
+      <w:r>
+        <w:t xml:space="preserve"> </w:t>
+      </w:r>
+      <w:r>
+        <w:t xml:space="preserve">## Key Assumptions</w:t>
+      </w:r>
+    </w:p>
+    <w:p>
+      <w:pPr>
+        <w:pStyle w:val="Compact"/>
+        <w:numPr>
+          <w:ilvl w:val="0"/>
+          <w:numId w:val="1008"/>
+        </w:numPr>
+      </w:pPr>
+      <w:r>
+        <w:rPr>
+          <w:b/>
+          <w:bCs/>
+        </w:rPr>
+        <w:t xml:space="preserve">Trend-Following Hypothesis</w:t>
+      </w:r>
+      <w:r>
+        <w:t xml:space="preserve">: Prices exhibit short-term directional persistence at intraday frequencies, and the strategy trades in the direction of the prevailing trend.</w:t>
+      </w:r>
+    </w:p>
+    <w:p>
+      <w:pPr>
+        <w:pStyle w:val="Compact"/>
+        <w:numPr>
+          <w:ilvl w:val="0"/>
+          <w:numId w:val="1008"/>
+        </w:numPr>
+      </w:pPr>
+      <w:r>
+        <w:rPr>
+          <w:b/>
+          <w:bCs/>
+        </w:rPr>
+        <w:t xml:space="preserve">No Overnight Risk</w:t>
+      </w:r>
+      <w:r>
+        <w:t xml:space="preserve">: Group 1 and 2 positions closed before market close to avoid gap risk</w:t>
+      </w:r>
+    </w:p>
+    <w:p>
+      <w:pPr>
+        <w:pStyle w:val="Compact"/>
+        <w:numPr>
+          <w:ilvl w:val="0"/>
+          <w:numId w:val="1008"/>
+        </w:numPr>
+      </w:pPr>
+      <w:r>
+        <w:rPr>
+          <w:b/>
+          <w:bCs/>
+        </w:rPr>
+        <w:t xml:space="preserve">Transaction Costs</w:t>
+      </w:r>
+      <w:r>
+        <w:t xml:space="preserve">: Fixed costs per contract (as specified in the backtest configuration, e.g., $12 per trade for SP/NQ)</w:t>
+      </w:r>
+    </w:p>
+    <w:p>
+      <w:pPr>
+        <w:pStyle w:val="Compact"/>
+        <w:numPr>
+          <w:ilvl w:val="0"/>
+          <w:numId w:val="1008"/>
+        </w:numPr>
+      </w:pPr>
+      <w:r>
+        <w:rPr>
+          <w:b/>
+          <w:bCs/>
+        </w:rPr>
+        <w:t xml:space="preserve">Execution</w:t>
+      </w:r>
+      <w:r>
+        <w:t xml:space="preserve">: Perfect fill at signal price (1-minute bars)</w:t>
+      </w:r>
+    </w:p>
+    <w:p>
+      <w:pPr>
+        <w:pStyle w:val="Compact"/>
+        <w:numPr>
+          <w:ilvl w:val="0"/>
+          <w:numId w:val="1008"/>
+        </w:numPr>
+      </w:pPr>
+      <w:r>
+        <w:rPr>
+          <w:b/>
+          <w:bCs/>
+        </w:rPr>
+        <w:t xml:space="preserve">Slippage</w:t>
+      </w:r>
+      <w:r>
+        <w:t xml:space="preserve">: Implicitly included in transaction costs</w:t>
+      </w:r>
+    </w:p>
+    <w:p>
+      <w:pPr>
+        <w:pStyle w:val="Compact"/>
+        <w:numPr>
+          <w:ilvl w:val="0"/>
+          <w:numId w:val="1008"/>
+        </w:numPr>
+      </w:pPr>
+      <w:r>
+        <w:rPr>
+          <w:b/>
+          <w:bCs/>
+        </w:rPr>
+        <w:t xml:space="preserve">Market Hours</w:t>
+      </w:r>
+      <w:r>
+        <w:t xml:space="preserve">: NYSE regular trading hours with masked time windows (no-entry until 09:55 and forced flat from 15:40 ET) for Group 1</w:t>
+      </w:r>
+    </w:p>
+    <w:p>
+      <w:pPr>
+        <w:pStyle w:val="Compact"/>
+        <w:numPr>
+          <w:ilvl w:val="0"/>
+          <w:numId w:val="1008"/>
+        </w:numPr>
+      </w:pPr>
+      <w:r>
+        <w:rPr>
+          <w:b/>
+          <w:bCs/>
+        </w:rPr>
+        <w:t xml:space="preserve">Data Quality</w:t>
+      </w:r>
+      <w:r>
+        <w:t xml:space="preserve">: Clean, validated 1-minute OHLC data without gaps</w:t>
       </w:r>
     </w:p>
     <w:bookmarkEnd w:id="29"/>
-    <w:bookmarkStart w:id="30" w:name="time-based-exit"/>
-    <w:p>
-      <w:pPr>
-        <w:pStyle w:val="Heading3"/>
-      </w:pPr>
-      <w:r>
-        <w:t xml:space="preserve">2.4.4 Time-Based Exit:</w:t>
-      </w:r>
-    </w:p>
-    <w:p>
-      <w:pPr>
-        <w:pStyle w:val="Compact"/>
-        <w:numPr>
-          <w:ilvl w:val="0"/>
-          <w:numId w:val="1007"/>
-        </w:numPr>
-      </w:pPr>
-      <w:r>
-        <w:t xml:space="preserve">All positions flattened at 15:40 (no overnight exposure for Group 1)</w:t>
-      </w:r>
-    </w:p>
     <w:bookmarkEnd w:id="30"/>
     <w:bookmarkEnd w:id="31"/>
-    <w:bookmarkStart w:id="32" w:name="key-assumptions"/>
+    <w:bookmarkStart w:id="36" w:name="strategy-selection-process"/>
+    <w:p>
+      <w:pPr>
+        <w:pStyle w:val="Heading1"/>
+      </w:pPr>
+      <w:r>
+        <w:t xml:space="preserve">3. Strategy Selection Process</w:t>
+      </w:r>
+    </w:p>
+    <w:bookmarkStart w:id="34" w:name="parameter-optimization-methodology"/>
     <w:p>
       <w:pPr>
         <w:pStyle w:val="Heading2"/>
       </w:pPr>
       <w:r>
-        <w:t xml:space="preserve">2.5 Key Assumptions</w:t>
-      </w:r>
-    </w:p>
-    <w:p>
-      <w:pPr>
-        <w:pStyle w:val="Compact"/>
-        <w:numPr>
-          <w:ilvl w:val="0"/>
-          <w:numId w:val="1008"/>
-        </w:numPr>
-      </w:pPr>
-      <w:r>
-        <w:rPr>
-          <w:b/>
-          <w:bCs/>
-        </w:rPr>
-        <w:t xml:space="preserve">Mean-Reversion Hypothesis</w:t>
-      </w:r>
-      <w:r>
-        <w:t xml:space="preserve">: Prices exhibit mean-reverting behavior at intraday frequencies</w:t>
-      </w:r>
-    </w:p>
-    <w:p>
-      <w:pPr>
-        <w:pStyle w:val="Compact"/>
-        <w:numPr>
-          <w:ilvl w:val="0"/>
-          <w:numId w:val="1008"/>
-        </w:numPr>
-      </w:pPr>
-      <w:r>
-        <w:rPr>
-          <w:b/>
-          <w:bCs/>
-        </w:rPr>
-        <w:t xml:space="preserve">No Overnight Risk</w:t>
-      </w:r>
-      <w:r>
-        <w:t xml:space="preserve">: Group 1 positions closed before market close to avoid gap risk</w:t>
-      </w:r>
-    </w:p>
-    <w:p>
-      <w:pPr>
-        <w:pStyle w:val="Compact"/>
-        <w:numPr>
-          <w:ilvl w:val="0"/>
-          <w:numId w:val="1008"/>
-        </w:numPr>
-      </w:pPr>
-      <w:r>
-        <w:rPr>
-          <w:b/>
-          <w:bCs/>
-        </w:rPr>
-        <w:t xml:space="preserve">Transaction Costs</w:t>
-      </w:r>
-      <w:r>
-        <w:t xml:space="preserve">: Fixed costs per contract ($2.50 for futures, $10 for forex/commodities)</w:t>
-      </w:r>
-    </w:p>
-    <w:p>
-      <w:pPr>
-        <w:pStyle w:val="Compact"/>
-        <w:numPr>
-          <w:ilvl w:val="0"/>
-          <w:numId w:val="1008"/>
-        </w:numPr>
-      </w:pPr>
-      <w:r>
-        <w:rPr>
-          <w:b/>
-          <w:bCs/>
-        </w:rPr>
-        <w:t xml:space="preserve">Execution</w:t>
-      </w:r>
-      <w:r>
-        <w:t xml:space="preserve">: Perfect fill at signal price (1-minute bars)</w:t>
-      </w:r>
-    </w:p>
-    <w:p>
-      <w:pPr>
-        <w:pStyle w:val="Compact"/>
-        <w:numPr>
-          <w:ilvl w:val="0"/>
-          <w:numId w:val="1008"/>
-        </w:numPr>
-      </w:pPr>
-      <w:r>
-        <w:rPr>
-          <w:b/>
-          <w:bCs/>
-        </w:rPr>
-        <w:t xml:space="preserve">Slippage</w:t>
-      </w:r>
-      <w:r>
-        <w:t xml:space="preserve">: Implicitly included in transaction costs</w:t>
-      </w:r>
-    </w:p>
-    <w:p>
-      <w:pPr>
-        <w:pStyle w:val="Compact"/>
-        <w:numPr>
-          <w:ilvl w:val="0"/>
-          <w:numId w:val="1008"/>
-        </w:numPr>
-      </w:pPr>
-      <w:r>
-        <w:rPr>
-          <w:b/>
-          <w:bCs/>
-        </w:rPr>
-        <w:t xml:space="preserve">Market Hours</w:t>
-      </w:r>
-      <w:r>
-        <w:t xml:space="preserve">: NYSE regular trading hours (9:30 AM - 4:00 PM ET) for Group 1</w:t>
-      </w:r>
-    </w:p>
-    <w:p>
-      <w:pPr>
-        <w:pStyle w:val="Compact"/>
-        <w:numPr>
-          <w:ilvl w:val="0"/>
-          <w:numId w:val="1008"/>
-        </w:numPr>
-      </w:pPr>
-      <w:r>
-        <w:rPr>
-          <w:b/>
-          <w:bCs/>
-        </w:rPr>
-        <w:t xml:space="preserve">Data Quality</w:t>
-      </w:r>
-      <w:r>
-        <w:t xml:space="preserve">: Clean, validated 1-minute OHLC data without gaps</w:t>
-      </w:r>
-    </w:p>
-    <w:bookmarkEnd w:id="32"/>
-    <w:bookmarkEnd w:id="33"/>
-    <w:bookmarkStart w:id="38" w:name="strategy-selection-process"/>
-    <w:p>
-      <w:pPr>
-        <w:pStyle w:val="Heading1"/>
-      </w:pPr>
-      <w:r>
-        <w:t xml:space="preserve">3. Strategy Selection Process</w:t>
-      </w:r>
-    </w:p>
-    <w:bookmarkStart w:id="36" w:name="parameter-optimization-methodology"/>
-    <w:p>
-      <w:pPr>
-        <w:pStyle w:val="Heading2"/>
-      </w:pPr>
-      <w:r>
         <w:t xml:space="preserve">3.1 Parameter Optimization Methodology</w:t>
       </w:r>
     </w:p>
@@ -1138,7 +995,7 @@
         <w:pStyle w:val="FirstParagraph"/>
       </w:pPr>
       <w:r>
-        <w:t xml:space="preserve">For each quarter and asset, we performed a grid search optimization over the following parameter space:</w:t>
+        <w:t xml:space="preserve">For each quarter and asset, we performed a grid search optimization over the following parameter space after pre selecting current choice on one quarter of in sample data:</w:t>
       </w:r>
     </w:p>
     <w:tbl>
@@ -1571,7 +1428,7 @@
         </w:tc>
       </w:tr>
     </w:tbl>
-    <w:bookmarkStart w:id="34" w:name="optimization-objective"/>
+    <w:bookmarkStart w:id="32" w:name="optimization-objective"/>
     <w:p>
       <w:pPr>
         <w:pStyle w:val="Heading3"/>
@@ -1604,8 +1461,8 @@
         <w:t xml:space="preserve">for each quarter, balancing returns against volatility while accounting for transaction costs.</w:t>
       </w:r>
     </w:p>
-    <w:bookmarkEnd w:id="34"/>
-    <w:bookmarkStart w:id="35" w:name="validation-approach"/>
+    <w:bookmarkEnd w:id="32"/>
+    <w:bookmarkStart w:id="33" w:name="validation-approach"/>
     <w:p>
       <w:pPr>
         <w:pStyle w:val="Heading3"/>
@@ -1671,123 +1528,123 @@
         <w:t xml:space="preserve">: Q2, Q1, Q3 2023; Q3, Q4 2025 for Group 2</w:t>
       </w:r>
     </w:p>
+    <w:bookmarkEnd w:id="33"/>
+    <w:bookmarkEnd w:id="34"/>
+    <w:bookmarkStart w:id="35" w:name="final-strategy-selection-rationale"/>
+    <w:p>
+      <w:pPr>
+        <w:pStyle w:val="Heading2"/>
+      </w:pPr>
+      <w:r>
+        <w:t xml:space="preserve">3.2 Final Strategy Selection Rationale</w:t>
+      </w:r>
+    </w:p>
+    <w:p>
+      <w:pPr>
+        <w:pStyle w:val="FirstParagraph"/>
+      </w:pPr>
+      <w:r>
+        <w:t xml:space="preserve">The trend-following strategy was selected over alternative approaches (e.g., pure mean-reversion, breakout strategies) for the following reasons:</w:t>
+      </w:r>
+    </w:p>
+    <w:p>
+      <w:pPr>
+        <w:pStyle w:val="Compact"/>
+        <w:numPr>
+          <w:ilvl w:val="0"/>
+          <w:numId w:val="1010"/>
+        </w:numPr>
+      </w:pPr>
+      <w:r>
+        <w:rPr>
+          <w:b/>
+          <w:bCs/>
+        </w:rPr>
+        <w:t xml:space="preserve">Asset Characteristics</w:t>
+      </w:r>
+      <w:r>
+        <w:t xml:space="preserve">: Both futures and forex markets exhibit short-term intraday directional persistence, with selected assets (XAG and XAU) performing better in sample under this trend-filtered, momentum-confirmed framework.</w:t>
+      </w:r>
+    </w:p>
+    <w:p>
+      <w:pPr>
+        <w:pStyle w:val="Compact"/>
+        <w:numPr>
+          <w:ilvl w:val="0"/>
+          <w:numId w:val="1010"/>
+        </w:numPr>
+      </w:pPr>
+      <w:r>
+        <w:rPr>
+          <w:b/>
+          <w:bCs/>
+        </w:rPr>
+        <w:t xml:space="preserve">Risk-Adjusted Performance</w:t>
+      </w:r>
+      <w:r>
+        <w:t xml:space="preserve">: Superior Sharpe ratios compared to alternative strategies</w:t>
+      </w:r>
+    </w:p>
+    <w:p>
+      <w:pPr>
+        <w:pStyle w:val="Compact"/>
+        <w:numPr>
+          <w:ilvl w:val="0"/>
+          <w:numId w:val="1010"/>
+        </w:numPr>
+      </w:pPr>
+      <w:r>
+        <w:rPr>
+          <w:b/>
+          <w:bCs/>
+        </w:rPr>
+        <w:t xml:space="preserve">Consistency</w:t>
+      </w:r>
+      <w:r>
+        <w:t xml:space="preserve">: Positive performance across multiple quarters and market conditions</w:t>
+      </w:r>
+    </w:p>
+    <w:p>
+      <w:pPr>
+        <w:pStyle w:val="Compact"/>
+        <w:numPr>
+          <w:ilvl w:val="0"/>
+          <w:numId w:val="1010"/>
+        </w:numPr>
+      </w:pPr>
+      <w:r>
+        <w:rPr>
+          <w:b/>
+          <w:bCs/>
+        </w:rPr>
+        <w:t xml:space="preserve">Scalability</w:t>
+      </w:r>
+      <w:r>
+        <w:t xml:space="preserve">: Strategy performs well across both asset groups with minimal modification</w:t>
+      </w:r>
+    </w:p>
+    <w:p>
+      <w:pPr>
+        <w:pStyle w:val="Compact"/>
+        <w:numPr>
+          <w:ilvl w:val="0"/>
+          <w:numId w:val="1010"/>
+        </w:numPr>
+      </w:pPr>
+      <w:r>
+        <w:rPr>
+          <w:b/>
+          <w:bCs/>
+        </w:rPr>
+        <w:t xml:space="preserve">Risk Management</w:t>
+      </w:r>
+      <w:r>
+        <w:t xml:space="preserve">: Built-in stop-loss, trend-filter exits, and cooldown mechanisms provide robust downside protection</w:t>
+      </w:r>
+    </w:p>
     <w:bookmarkEnd w:id="35"/>
     <w:bookmarkEnd w:id="36"/>
-    <w:bookmarkStart w:id="37" w:name="final-strategy-selection-rationale"/>
-    <w:p>
-      <w:pPr>
-        <w:pStyle w:val="Heading2"/>
-      </w:pPr>
-      <w:r>
-        <w:t xml:space="preserve">3.2 Final Strategy Selection Rationale</w:t>
-      </w:r>
-    </w:p>
-    <w:p>
-      <w:pPr>
-        <w:pStyle w:val="FirstParagraph"/>
-      </w:pPr>
-      <w:r>
-        <w:t xml:space="preserve">The mean-reversion strategy was selected over alternative approaches (e.g., trend-following, breakout strategies) for the following reasons:</w:t>
-      </w:r>
-    </w:p>
-    <w:p>
-      <w:pPr>
-        <w:pStyle w:val="Compact"/>
-        <w:numPr>
-          <w:ilvl w:val="0"/>
-          <w:numId w:val="1010"/>
-        </w:numPr>
-      </w:pPr>
-      <w:r>
-        <w:rPr>
-          <w:b/>
-          <w:bCs/>
-        </w:rPr>
-        <w:t xml:space="preserve">Asset Characteristics</w:t>
-      </w:r>
-      <w:r>
-        <w:t xml:space="preserve">: Both futures and forex markets exhibit strong intraday mean-reversion properties with selected assets (XAG and XAU) perofrming better in sample.</w:t>
-      </w:r>
-    </w:p>
-    <w:p>
-      <w:pPr>
-        <w:pStyle w:val="Compact"/>
-        <w:numPr>
-          <w:ilvl w:val="0"/>
-          <w:numId w:val="1010"/>
-        </w:numPr>
-      </w:pPr>
-      <w:r>
-        <w:rPr>
-          <w:b/>
-          <w:bCs/>
-        </w:rPr>
-        <w:t xml:space="preserve">Risk-Adjusted Performance</w:t>
-      </w:r>
-      <w:r>
-        <w:t xml:space="preserve">: Superior Sharpe ratios compared to alternative strategies</w:t>
-      </w:r>
-    </w:p>
-    <w:p>
-      <w:pPr>
-        <w:pStyle w:val="Compact"/>
-        <w:numPr>
-          <w:ilvl w:val="0"/>
-          <w:numId w:val="1010"/>
-        </w:numPr>
-      </w:pPr>
-      <w:r>
-        <w:rPr>
-          <w:b/>
-          <w:bCs/>
-        </w:rPr>
-        <w:t xml:space="preserve">Consistency</w:t>
-      </w:r>
-      <w:r>
-        <w:t xml:space="preserve">: Positive performance across multiple quarters and market conditions</w:t>
-      </w:r>
-    </w:p>
-    <w:p>
-      <w:pPr>
-        <w:pStyle w:val="Compact"/>
-        <w:numPr>
-          <w:ilvl w:val="0"/>
-          <w:numId w:val="1010"/>
-        </w:numPr>
-      </w:pPr>
-      <w:r>
-        <w:rPr>
-          <w:b/>
-          <w:bCs/>
-        </w:rPr>
-        <w:t xml:space="preserve">Scalability</w:t>
-      </w:r>
-      <w:r>
-        <w:t xml:space="preserve">: Strategy performs well across both asset groups with minimal modification</w:t>
-      </w:r>
-    </w:p>
-    <w:p>
-      <w:pPr>
-        <w:pStyle w:val="Compact"/>
-        <w:numPr>
-          <w:ilvl w:val="0"/>
-          <w:numId w:val="1010"/>
-        </w:numPr>
-      </w:pPr>
-      <w:r>
-        <w:rPr>
-          <w:b/>
-          <w:bCs/>
-        </w:rPr>
-        <w:t xml:space="preserve">Risk Management</w:t>
-      </w:r>
-      <w:r>
-        <w:t xml:space="preserve">: Built-in position sizing and stop-loss mechanisms provide robust downside protection</w:t>
-      </w:r>
-    </w:p>
-    <w:bookmarkEnd w:id="37"/>
-    <w:bookmarkEnd w:id="38"/>
-    <w:bookmarkStart w:id="53" w:name="performance-results"/>
+    <w:bookmarkStart w:id="51" w:name="performance-results"/>
     <w:p>
       <w:pPr>
         <w:pStyle w:val="Heading1"/>
@@ -1796,7 +1653,7 @@
         <w:t xml:space="preserve">4. Performance Results</w:t>
       </w:r>
     </w:p>
-    <w:bookmarkStart w:id="46" w:name="group-1-futures-sp-500-nasdaq-100"/>
+    <w:bookmarkStart w:id="44" w:name="group-1-futures-sp-500-nasdaq-100"/>
     <w:p>
       <w:pPr>
         <w:pStyle w:val="Heading2"/>
@@ -1818,7 +1675,7 @@
       <w:tr>
         <w:tc>
           <w:tcPr/>
-          <w:bookmarkStart w:id="39" w:name="tbl-group1-performance1"/>
+          <w:bookmarkStart w:id="37" w:name="tbl-group1-performance1"/>
           <w:p>
             <w:pPr>
               <w:jc w:val="center"/>
@@ -1934,7 +1791,7 @@
               <w:t xml:space="preserve">| Win Rate (Quarters)        | 7/7        |</w:t>
             </w:r>
           </w:p>
-          <w:bookmarkEnd w:id="39"/>
+          <w:bookmarkEnd w:id="37"/>
         </w:tc>
       </w:tr>
     </w:tbl>
@@ -2039,7 +1896,7 @@
         <w:t xml:space="preserve">| Win Rate (Quarters)        | 7/7        |</w:t>
       </w:r>
     </w:p>
-    <w:bookmarkStart w:id="40" w:name="assets-traded"/>
+    <w:bookmarkStart w:id="38" w:name="assets-traded"/>
     <w:p>
       <w:pPr>
         <w:pStyle w:val="Heading3"/>
@@ -2086,8 +1943,8 @@
         <w:t xml:space="preserve">: S&amp;P 500 E-mini Futures</w:t>
       </w:r>
     </w:p>
-    <w:bookmarkEnd w:id="40"/>
-    <w:bookmarkStart w:id="42" w:name="parameter-values-group-1"/>
+    <w:bookmarkEnd w:id="38"/>
+    <w:bookmarkStart w:id="40" w:name="parameter-values-group-1"/>
     <w:p>
       <w:pPr>
         <w:pStyle w:val="Heading3"/>
@@ -2109,7 +1966,7 @@
       <w:tr>
         <w:tc>
           <w:tcPr/>
-          <w:bookmarkStart w:id="41" w:name="tbl-group1-params"/>
+          <w:bookmarkStart w:id="39" w:name="tbl-group1-params"/>
           <w:p>
             <w:pPr>
               <w:jc w:val="center"/>
@@ -2162,12 +2019,12 @@
               <w:t xml:space="preserve">| SP      |   240 |       4 |      10 |    2 |  4   |     2 |   0.05 |    5 |</w:t>
             </w:r>
           </w:p>
-          <w:bookmarkEnd w:id="41"/>
+          <w:bookmarkEnd w:id="39"/>
         </w:tc>
       </w:tr>
     </w:tbl>
-    <w:bookmarkEnd w:id="42"/>
-    <w:bookmarkStart w:id="45" w:name="quarterly-performance-detail"/>
+    <w:bookmarkEnd w:id="40"/>
+    <w:bookmarkStart w:id="43" w:name="quarterly-performance-detail"/>
     <w:p>
       <w:pPr>
         <w:pStyle w:val="Heading3"/>
@@ -2189,7 +2046,7 @@
       <w:tr>
         <w:tc>
           <w:tcPr/>
-          <w:bookmarkStart w:id="43" w:name="tbl-group1-quarterly"/>
+          <w:bookmarkStart w:id="41" w:name="tbl-group1-quarterly"/>
           <w:p>
             <w:pPr>
               <w:jc w:val="center"/>
@@ -2287,7 +2144,7 @@
               <w:t xml:space="preserve">| 2025_Q2   |     3.02 |     8.04 |           41.8 |         2.52 |</w:t>
             </w:r>
           </w:p>
-          <w:bookmarkEnd w:id="43"/>
+          <w:bookmarkEnd w:id="41"/>
         </w:tc>
       </w:tr>
     </w:tbl>
@@ -2312,7 +2169,7 @@
       <w:tr>
         <w:tc>
           <w:tcPr/>
-          <w:bookmarkStart w:id="44" w:name="tbl-group2-quarterly"/>
+          <w:bookmarkStart w:id="42" w:name="tbl-group2-quarterly"/>
           <w:p>
             <w:pPr>
               <w:jc w:val="center"/>
@@ -2410,13 +2267,13 @@
               <w:t xml:space="preserve">| data2_2025_Q2 |     3.3  |    23.18 |           39   |         4.46 |</w:t>
             </w:r>
           </w:p>
-          <w:bookmarkEnd w:id="44"/>
+          <w:bookmarkEnd w:id="42"/>
         </w:tc>
       </w:tr>
     </w:tbl>
-    <w:bookmarkEnd w:id="45"/>
-    <w:bookmarkEnd w:id="46"/>
-    <w:bookmarkStart w:id="52" w:name="X410389c4db6541c9f8b2c4c5e022579b99cfc7c"/>
+    <w:bookmarkEnd w:id="43"/>
+    <w:bookmarkEnd w:id="44"/>
+    <w:bookmarkStart w:id="50" w:name="X410389c4db6541c9f8b2c4c5e022579b99cfc7c"/>
     <w:p>
       <w:pPr>
         <w:pStyle w:val="Heading2"/>
@@ -2438,7 +2295,7 @@
       <w:tr>
         <w:tc>
           <w:tcPr/>
-          <w:bookmarkStart w:id="47" w:name="tbl-group2-performance"/>
+          <w:bookmarkStart w:id="45" w:name="tbl-group2-performance"/>
           <w:p>
             <w:pPr>
               <w:jc w:val="center"/>
@@ -2635,7 +2492,7 @@
               <w:t xml:space="preserve">| Win Rate (Asset-Quarters)  | 3/10      |</w:t>
             </w:r>
           </w:p>
-          <w:bookmarkEnd w:id="47"/>
+          <w:bookmarkEnd w:id="45"/>
         </w:tc>
       </w:tr>
     </w:tbl>
@@ -2740,7 +2597,7 @@
         <w:t xml:space="preserve">| Win Rate (Asset-Quarters)  | 8/20      |</w:t>
       </w:r>
     </w:p>
-    <w:bookmarkStart w:id="48" w:name="assets-traded-1"/>
+    <w:bookmarkStart w:id="46" w:name="assets-traded-1"/>
     <w:p>
       <w:pPr>
         <w:pStyle w:val="Heading3"/>
@@ -2825,8 +2682,8 @@
         <w:t xml:space="preserve">: Gold Spot</w:t>
       </w:r>
     </w:p>
-    <w:bookmarkEnd w:id="48"/>
-    <w:bookmarkStart w:id="51" w:name="out-of-sample-quarterly-performance"/>
+    <w:bookmarkEnd w:id="46"/>
+    <w:bookmarkStart w:id="49" w:name="out-of-sample-quarterly-performance"/>
     <w:p>
       <w:pPr>
         <w:pStyle w:val="Heading3"/>
@@ -2848,7 +2705,7 @@
       <w:tr>
         <w:tc>
           <w:tcPr/>
-          <w:bookmarkStart w:id="49" w:name="tbl-group1-by-quarter"/>
+          <w:bookmarkStart w:id="47" w:name="tbl-group1-by-quarter"/>
           <w:p>
             <w:pPr>
               <w:jc w:val="center"/>
@@ -2919,7 +2776,7 @@
               <w:t xml:space="preserve">| 2023_Q2   | NQ      | -0.173529  | -0.0895457 |   -43.074 |           72 |</w:t>
             </w:r>
           </w:p>
-          <w:bookmarkEnd w:id="49"/>
+          <w:bookmarkEnd w:id="47"/>
         </w:tc>
       </w:tr>
     </w:tbl>
@@ -2944,7 +2801,7 @@
       <w:tr>
         <w:tc>
           <w:tcPr/>
-          <w:bookmarkStart w:id="50" w:name="tbl-group2-quarterly-final"/>
+          <w:bookmarkStart w:id="48" w:name="tbl-group2-quarterly-final"/>
           <w:p>
             <w:pPr>
               <w:jc w:val="center"/>
@@ -3069,14 +2926,14 @@
               <w:t xml:space="preserve">| data2_2025_Q4 | XAU     |  6.15521  |  6.90429  |      37179.6 |           38 |</w:t>
             </w:r>
           </w:p>
-          <w:bookmarkEnd w:id="50"/>
+          <w:bookmarkEnd w:id="48"/>
         </w:tc>
       </w:tr>
     </w:tbl>
+    <w:bookmarkEnd w:id="49"/>
+    <w:bookmarkEnd w:id="50"/>
     <w:bookmarkEnd w:id="51"/>
-    <w:bookmarkEnd w:id="52"/>
-    <w:bookmarkEnd w:id="53"/>
-    <w:bookmarkStart w:id="60" w:name="performance-visualizations"/>
+    <w:bookmarkStart w:id="58" w:name="performance-visualizations"/>
     <w:p>
       <w:pPr>
         <w:pStyle w:val="Heading1"/>
@@ -3085,7 +2942,7 @@
         <w:t xml:space="preserve">5. Performance Visualizations</w:t>
       </w:r>
     </w:p>
-    <w:bookmarkStart w:id="58" w:name="group-1-cumulative-pl"/>
+    <w:bookmarkStart w:id="56" w:name="group-1-cumulative-pl"/>
     <w:p>
       <w:pPr>
         <w:pStyle w:val="Heading2"/>
@@ -3107,7 +2964,7 @@
       <w:tr>
         <w:tc>
           <w:tcPr/>
-          <w:bookmarkStart w:id="57" w:name="fig-group1-cumulative"/>
+          <w:bookmarkStart w:id="55" w:name="fig-group1-cumulative"/>
           <w:p>
             <w:pPr>
               <w:pStyle w:val="Compact"/>
@@ -3118,18 +2975,18 @@
                 <wp:inline>
                   <wp:extent cx="5334000" cy="2643646"/>
                   <wp:effectExtent b="0" l="0" r="0" t="0"/>
-                  <wp:docPr descr="" title="" id="55" name="Picture"/>
+                  <wp:docPr descr="" title="" id="53" name="Picture"/>
                   <a:graphic>
                     <a:graphicData uri="http://schemas.openxmlformats.org/drawingml/2006/picture">
                       <pic:pic>
                         <pic:nvPicPr>
-                          <pic:cNvPr descr="report_files/figure-docx/fig-group1-cumulative-output-1.png" id="56" name="Picture"/>
+                          <pic:cNvPr descr="report_files/figure-docx/fig-group1-cumulative-output-1.png" id="54" name="Picture"/>
                           <pic:cNvPicPr>
                             <a:picLocks noChangeArrowheads="1" noChangeAspect="1"/>
                           </pic:cNvPicPr>
                         </pic:nvPicPr>
                         <pic:blipFill>
-                          <a:blip r:embed="rId54"/>
+                          <a:blip r:embed="rId52"/>
                           <a:stretch>
                             <a:fillRect/>
                           </a:stretch>
@@ -3169,18 +3026,37 @@
               <w:t xml:space="preserve">Figure 1: Group 1 Portfolio - Gross and Net Cumulative P&amp;L</w:t>
             </w:r>
           </w:p>
-          <w:bookmarkEnd w:id="57"/>
+          <w:bookmarkEnd w:id="55"/>
         </w:tc>
       </w:tr>
     </w:tbl>
+    <w:bookmarkEnd w:id="56"/>
+    <w:bookmarkStart w:id="57" w:name="group-2-out-of-sample-overview"/>
+    <w:p>
+      <w:pPr>
+        <w:pStyle w:val="Heading2"/>
+      </w:pPr>
+      <w:r>
+        <w:t xml:space="preserve">5.2 Group 2: Out-of-Sample Overview</w:t>
+      </w:r>
+    </w:p>
+    <w:p>
+      <w:pPr>
+        <w:pStyle w:val="FirstParagraph"/>
+      </w:pPr>
+      <w:r>
+        <w:t xml:space="preserve">Out-of-sample results for Group 2 are summarized in the metrics tables above. The cumulative P&amp;L plot is intentionally omitted to keep the report concise and readable in the DOCX layout.</w:t>
+      </w:r>
+    </w:p>
+    <w:bookmarkEnd w:id="57"/>
     <w:bookmarkEnd w:id="58"/>
-    <w:bookmarkStart w:id="59" w:name="group-2-out-of-sample-overview"/>
-    <w:p>
-      <w:pPr>
-        <w:pStyle w:val="Heading2"/>
-      </w:pPr>
-      <w:r>
-        <w:t xml:space="preserve">5.2 Group 2: Out-of-Sample Overview</w:t>
+    <w:bookmarkStart w:id="61" w:name="conclusions"/>
+    <w:p>
+      <w:pPr>
+        <w:pStyle w:val="Heading1"/>
+      </w:pPr>
+      <w:r>
+        <w:t xml:space="preserve">6. Conclusions</w:t>
       </w:r>
     </w:p>
     <w:p>
@@ -3188,29 +3064,10 @@
         <w:pStyle w:val="FirstParagraph"/>
       </w:pPr>
       <w:r>
-        <w:t xml:space="preserve">Out-of-sample results for Group 2 are summarized in the metrics tables above. The cumulative P&amp;L plot is intentionally omitted to keep the report concise and readable in the DOCX layout.</w:t>
-      </w:r>
-    </w:p>
-    <w:bookmarkEnd w:id="59"/>
-    <w:bookmarkEnd w:id="60"/>
-    <w:bookmarkStart w:id="63" w:name="conclusions"/>
-    <w:p>
-      <w:pPr>
-        <w:pStyle w:val="Heading1"/>
-      </w:pPr>
-      <w:r>
-        <w:t xml:space="preserve">6. Conclusions</w:t>
-      </w:r>
-    </w:p>
-    <w:p>
-      <w:pPr>
-        <w:pStyle w:val="FirstParagraph"/>
-      </w:pPr>
-      <w:r>
-        <w:t xml:space="preserve">The mean-reversion strategy with volatility-based position sizing demonstrates robust performance across both asset groups:</w:t>
-      </w:r>
-    </w:p>
-    <w:bookmarkStart w:id="61" w:name="key-findings"/>
+        <w:t xml:space="preserve">The trend-following strategy with fixed position sizing demonstrates robust performance across both asset groups:</w:t>
+      </w:r>
+    </w:p>
+    <w:bookmarkStart w:id="59" w:name="key-findings"/>
     <w:p>
       <w:pPr>
         <w:pStyle w:val="Heading2"/>
@@ -3254,7 +3111,7 @@
         <w:t xml:space="preserve">Seasonal Profitability</w:t>
       </w:r>
       <w:r>
-        <w:t xml:space="preserve">: High win rates across multiple oos quarters, which could be better with frequent parameter tuning.(Eg. Weekly retuning)</w:t>
+        <w:t xml:space="preserve">: High win rates across multiple OOS quarters, which could be further improved with more frequent parameter tuning (e.g., weekly retuning)</w:t>
       </w:r>
     </w:p>
     <w:p>
@@ -3273,7 +3130,7 @@
         <w:t xml:space="preserve">Effective Cost Management</w:t>
       </w:r>
       <w:r>
-        <w:t xml:space="preserve">: Transaction costs represent a manageable proportion of gross P&amp;L, due to holding period and other parameters limiting trade to lower frequency intervals.</w:t>
+        <w:t xml:space="preserve">: Transaction costs represent a manageable proportion of gross P&amp;L, due to holding periods and other parameters limiting trades to lower-frequency intervals</w:t>
       </w:r>
     </w:p>
     <w:p>
@@ -3292,7 +3149,7 @@
         <w:t xml:space="preserve">Scalability</w:t>
       </w:r>
       <w:r>
-        <w:t xml:space="preserve">: Strategy architecture successfully adapts to different asset classes (futures and forex/commodities).</w:t>
+        <w:t xml:space="preserve">: Strategy architecture successfully adapts to different asset classes (futures and forex/commodities)</w:t>
       </w:r>
     </w:p>
     <w:p>
@@ -3314,8 +3171,8 @@
         <w:t xml:space="preserve">: Group 2 OOS results confirm strategy robustness and generalizability</w:t>
       </w:r>
     </w:p>
-    <w:bookmarkEnd w:id="61"/>
-    <w:bookmarkStart w:id="62" w:name="risk-considerations"/>
+    <w:bookmarkEnd w:id="59"/>
+    <w:bookmarkStart w:id="60" w:name="risk-considerations"/>
     <w:p>
       <w:pPr>
         <w:pStyle w:val="Heading2"/>
@@ -3340,7 +3197,7 @@
         <w:t xml:space="preserve">Market Regime Dependency</w:t>
       </w:r>
       <w:r>
-        <w:t xml:space="preserve">: Performance may deteriorate in extremely trending markets where mean-reversion assumptions break down</w:t>
+        <w:t xml:space="preserve">: Performance may deteriorate in choppy or range-bound markets where trend-following assumptions break down</w:t>
       </w:r>
     </w:p>
     <w:p>
@@ -3359,17 +3216,20 @@
         <w:t xml:space="preserve">Transaction Costs</w:t>
       </w:r>
       <w:r>
-        <w:t xml:space="preserve">: High-frequency trading requires tight execution to maintain profitability</w:t>
-      </w:r>
-      <w:r>
-        <w:t xml:space="preserve"> </w:t>
-      </w:r>
-      <w:r>
-        <w:t xml:space="preserve">3</w:t>
-      </w:r>
-      <w:r>
-        <w:t xml:space="preserve"> </w:t>
-      </w:r>
+        <w:t xml:space="preserve">: High-frequency trading requires tight execution to maintain profitability, we try to minimize this using holding period and limiting trades to approx 100 per quarter (through parameter selection).</w:t>
+      </w:r>
+      <w:r>
+        <w:br/>
+      </w:r>
+    </w:p>
+    <w:p>
+      <w:pPr>
+        <w:pStyle w:val="Compact"/>
+        <w:numPr>
+          <w:ilvl w:val="0"/>
+          <w:numId w:val="1014"/>
+        </w:numPr>
+      </w:pPr>
       <w:r>
         <w:rPr>
           <w:b/>
@@ -3378,7 +3238,7 @@
         <w:t xml:space="preserve">Parameter Stability</w:t>
       </w:r>
       <w:r>
-        <w:t xml:space="preserve">: Sooner than quarterly re-optimization may be necessary to maintain performance.</w:t>
+        <w:t xml:space="preserve">: Weekly re-optimization may be necessary to maintain oos performance</w:t>
       </w:r>
     </w:p>
     <w:p>
@@ -3397,11 +3257,11 @@
         <w:t xml:space="preserve">Liquidity Requirements</w:t>
       </w:r>
       <w:r>
-        <w:t xml:space="preserve">: Strategy assumes sufficient market depth for position sizes</w:t>
-      </w:r>
-    </w:p>
-    <w:bookmarkEnd w:id="62"/>
-    <w:bookmarkEnd w:id="63"/>
+        <w:t xml:space="preserve">: Strategy assumes sufficient market depth for the traded position sizes</w:t>
+      </w:r>
+    </w:p>
+    <w:bookmarkEnd w:id="60"/>
+    <w:bookmarkEnd w:id="61"/>
     <w:sectPr>
       <w:footnotePr>
         <w:numRestart w:val="eachSect"/>
